--- a/tillsyn/A 6829-2025 tillsynsbegäran.docx
+++ b/tillsyn/A 6829-2025 tillsynsbegäran.docx
@@ -218,7 +218,7 @@
     <w:r>
       <w:tab/>
       <w:tab/>
-      <w:t>2025-02-13</w:t>
+      <w:t>2025-02-14</w:t>
       <w:br/>
       <w:br/>
     </w:r>

--- a/tillsyn/A 6829-2025 tillsynsbegäran.docx
+++ b/tillsyn/A 6829-2025 tillsynsbegäran.docx
@@ -218,7 +218,7 @@
     <w:r>
       <w:tab/>
       <w:tab/>
-      <w:t>2025-02-14</w:t>
+      <w:t>2025-02-15</w:t>
       <w:br/>
       <w:br/>
     </w:r>

--- a/tillsyn/A 6829-2025 tillsynsbegäran.docx
+++ b/tillsyn/A 6829-2025 tillsynsbegäran.docx
@@ -218,7 +218,7 @@
     <w:r>
       <w:tab/>
       <w:tab/>
-      <w:t>2025-02-15</w:t>
+      <w:t>2025-02-16</w:t>
       <w:br/>
       <w:br/>
     </w:r>

--- a/tillsyn/A 6829-2025 tillsynsbegäran.docx
+++ b/tillsyn/A 6829-2025 tillsynsbegäran.docx
@@ -218,7 +218,7 @@
     <w:r>
       <w:tab/>
       <w:tab/>
-      <w:t>2025-02-16</w:t>
+      <w:t>2025-02-17</w:t>
       <w:br/>
       <w:br/>
     </w:r>

--- a/tillsyn/A 6829-2025 tillsynsbegäran.docx
+++ b/tillsyn/A 6829-2025 tillsynsbegäran.docx
@@ -218,7 +218,7 @@
     <w:r>
       <w:tab/>
       <w:tab/>
-      <w:t>2025-02-17</w:t>
+      <w:t>2025-02-18</w:t>
       <w:br/>
       <w:br/>
     </w:r>

--- a/tillsyn/A 6829-2025 tillsynsbegäran.docx
+++ b/tillsyn/A 6829-2025 tillsynsbegäran.docx
@@ -218,7 +218,7 @@
     <w:r>
       <w:tab/>
       <w:tab/>
-      <w:t>2025-02-18</w:t>
+      <w:t>2025-02-19</w:t>
       <w:br/>
       <w:br/>
     </w:r>

--- a/tillsyn/A 6829-2025 tillsynsbegäran.docx
+++ b/tillsyn/A 6829-2025 tillsynsbegäran.docx
@@ -218,7 +218,7 @@
     <w:r>
       <w:tab/>
       <w:tab/>
-      <w:t>2025-02-19</w:t>
+      <w:t>2025-02-20</w:t>
       <w:br/>
       <w:br/>
     </w:r>

--- a/tillsyn/A 6829-2025 tillsynsbegäran.docx
+++ b/tillsyn/A 6829-2025 tillsynsbegäran.docx
@@ -218,7 +218,7 @@
     <w:r>
       <w:tab/>
       <w:tab/>
-      <w:t>2025-02-20</w:t>
+      <w:t>2025-02-21</w:t>
       <w:br/>
       <w:br/>
     </w:r>

--- a/tillsyn/A 6829-2025 tillsynsbegäran.docx
+++ b/tillsyn/A 6829-2025 tillsynsbegäran.docx
@@ -218,7 +218,7 @@
     <w:r>
       <w:tab/>
       <w:tab/>
-      <w:t>2025-02-21</w:t>
+      <w:t>2025-02-22</w:t>
       <w:br/>
       <w:br/>
     </w:r>

--- a/tillsyn/A 6829-2025 tillsynsbegäran.docx
+++ b/tillsyn/A 6829-2025 tillsynsbegäran.docx
@@ -218,7 +218,7 @@
     <w:r>
       <w:tab/>
       <w:tab/>
-      <w:t>2025-02-22</w:t>
+      <w:t>2025-02-23</w:t>
       <w:br/>
       <w:br/>
     </w:r>

--- a/tillsyn/A 6829-2025 tillsynsbegäran.docx
+++ b/tillsyn/A 6829-2025 tillsynsbegäran.docx
@@ -218,7 +218,7 @@
     <w:r>
       <w:tab/>
       <w:tab/>
-      <w:t>2025-02-23</w:t>
+      <w:t>2025-02-24</w:t>
       <w:br/>
       <w:br/>
     </w:r>

--- a/tillsyn/A 6829-2025 tillsynsbegäran.docx
+++ b/tillsyn/A 6829-2025 tillsynsbegäran.docx
@@ -218,7 +218,7 @@
     <w:r>
       <w:tab/>
       <w:tab/>
-      <w:t>2025-02-24</w:t>
+      <w:t>2025-02-25</w:t>
       <w:br/>
       <w:br/>
     </w:r>

--- a/tillsyn/A 6829-2025 tillsynsbegäran.docx
+++ b/tillsyn/A 6829-2025 tillsynsbegäran.docx
@@ -218,7 +218,7 @@
     <w:r>
       <w:tab/>
       <w:tab/>
-      <w:t>2025-02-25</w:t>
+      <w:t>2025-02-26</w:t>
       <w:br/>
       <w:br/>
     </w:r>

--- a/tillsyn/A 6829-2025 tillsynsbegäran.docx
+++ b/tillsyn/A 6829-2025 tillsynsbegäran.docx
@@ -218,7 +218,7 @@
     <w:r>
       <w:tab/>
       <w:tab/>
-      <w:t>2025-02-26</w:t>
+      <w:t>2025-02-27</w:t>
       <w:br/>
       <w:br/>
     </w:r>

--- a/tillsyn/A 6829-2025 tillsynsbegäran.docx
+++ b/tillsyn/A 6829-2025 tillsynsbegäran.docx
@@ -218,7 +218,7 @@
     <w:r>
       <w:tab/>
       <w:tab/>
-      <w:t>2025-02-27</w:t>
+      <w:t>2025-02-28</w:t>
       <w:br/>
       <w:br/>
     </w:r>

--- a/tillsyn/A 6829-2025 tillsynsbegäran.docx
+++ b/tillsyn/A 6829-2025 tillsynsbegäran.docx
@@ -218,7 +218,7 @@
     <w:r>
       <w:tab/>
       <w:tab/>
-      <w:t>2025-02-28</w:t>
+      <w:t>2025-03-01</w:t>
       <w:br/>
       <w:br/>
     </w:r>

--- a/tillsyn/A 6829-2025 tillsynsbegäran.docx
+++ b/tillsyn/A 6829-2025 tillsynsbegäran.docx
@@ -218,7 +218,7 @@
     <w:r>
       <w:tab/>
       <w:tab/>
-      <w:t>2025-03-02</w:t>
+      <w:t>2025-03-03</w:t>
       <w:br/>
       <w:br/>
     </w:r>

--- a/tillsyn/A 6829-2025 tillsynsbegäran.docx
+++ b/tillsyn/A 6829-2025 tillsynsbegäran.docx
@@ -218,7 +218,7 @@
     <w:r>
       <w:tab/>
       <w:tab/>
-      <w:t>2025-03-03</w:t>
+      <w:t>2025-03-04</w:t>
       <w:br/>
       <w:br/>
     </w:r>

--- a/tillsyn/A 6829-2025 tillsynsbegäran.docx
+++ b/tillsyn/A 6829-2025 tillsynsbegäran.docx
@@ -218,7 +218,7 @@
     <w:r>
       <w:tab/>
       <w:tab/>
-      <w:t>2025-03-04</w:t>
+      <w:t>2025-03-05</w:t>
       <w:br/>
       <w:br/>
     </w:r>

--- a/tillsyn/A 6829-2025 tillsynsbegäran.docx
+++ b/tillsyn/A 6829-2025 tillsynsbegäran.docx
@@ -218,7 +218,7 @@
     <w:r>
       <w:tab/>
       <w:tab/>
-      <w:t>2025-03-05</w:t>
+      <w:t>2025-03-06</w:t>
       <w:br/>
       <w:br/>
     </w:r>

--- a/tillsyn/A 6829-2025 tillsynsbegäran.docx
+++ b/tillsyn/A 6829-2025 tillsynsbegäran.docx
@@ -218,7 +218,7 @@
     <w:r>
       <w:tab/>
       <w:tab/>
-      <w:t>2025-03-06</w:t>
+      <w:t>2025-03-07</w:t>
       <w:br/>
       <w:br/>
     </w:r>

--- a/tillsyn/A 6829-2025 tillsynsbegäran.docx
+++ b/tillsyn/A 6829-2025 tillsynsbegäran.docx
@@ -218,7 +218,7 @@
     <w:r>
       <w:tab/>
       <w:tab/>
-      <w:t>2025-03-07</w:t>
+      <w:t>2025-03-08</w:t>
       <w:br/>
       <w:br/>
     </w:r>

--- a/tillsyn/A 6829-2025 tillsynsbegäran.docx
+++ b/tillsyn/A 6829-2025 tillsynsbegäran.docx
@@ -218,7 +218,7 @@
     <w:r>
       <w:tab/>
       <w:tab/>
-      <w:t>2025-03-08</w:t>
+      <w:t>2025-03-09</w:t>
       <w:br/>
       <w:br/>
     </w:r>

--- a/tillsyn/A 6829-2025 tillsynsbegäran.docx
+++ b/tillsyn/A 6829-2025 tillsynsbegäran.docx
@@ -218,7 +218,7 @@
     <w:r>
       <w:tab/>
       <w:tab/>
-      <w:t>2025-03-09</w:t>
+      <w:t>2025-03-10</w:t>
       <w:br/>
       <w:br/>
     </w:r>

--- a/tillsyn/A 6829-2025 tillsynsbegäran.docx
+++ b/tillsyn/A 6829-2025 tillsynsbegäran.docx
@@ -218,7 +218,7 @@
     <w:r>
       <w:tab/>
       <w:tab/>
-      <w:t>2025-03-10</w:t>
+      <w:t>2025-03-11</w:t>
       <w:br/>
       <w:br/>
     </w:r>

--- a/tillsyn/A 6829-2025 tillsynsbegäran.docx
+++ b/tillsyn/A 6829-2025 tillsynsbegäran.docx
@@ -218,7 +218,7 @@
     <w:r>
       <w:tab/>
       <w:tab/>
-      <w:t>2025-03-11</w:t>
+      <w:t>2025-03-12</w:t>
       <w:br/>
       <w:br/>
     </w:r>

--- a/tillsyn/A 6829-2025 tillsynsbegäran.docx
+++ b/tillsyn/A 6829-2025 tillsynsbegäran.docx
@@ -218,7 +218,7 @@
     <w:r>
       <w:tab/>
       <w:tab/>
-      <w:t>2025-03-12</w:t>
+      <w:t>2025-03-13</w:t>
       <w:br/>
       <w:br/>
     </w:r>

--- a/tillsyn/A 6829-2025 tillsynsbegäran.docx
+++ b/tillsyn/A 6829-2025 tillsynsbegäran.docx
@@ -218,7 +218,7 @@
     <w:r>
       <w:tab/>
       <w:tab/>
-      <w:t>2025-03-13</w:t>
+      <w:t>2025-03-14</w:t>
       <w:br/>
       <w:br/>
     </w:r>

--- a/tillsyn/A 6829-2025 tillsynsbegäran.docx
+++ b/tillsyn/A 6829-2025 tillsynsbegäran.docx
@@ -218,7 +218,7 @@
     <w:r>
       <w:tab/>
       <w:tab/>
-      <w:t>2025-03-14</w:t>
+      <w:t>2025-03-15</w:t>
       <w:br/>
       <w:br/>
     </w:r>

--- a/tillsyn/A 6829-2025 tillsynsbegäran.docx
+++ b/tillsyn/A 6829-2025 tillsynsbegäran.docx
@@ -218,7 +218,7 @@
     <w:r>
       <w:tab/>
       <w:tab/>
-      <w:t>2025-03-15</w:t>
+      <w:t>2025-03-16</w:t>
       <w:br/>
       <w:br/>
     </w:r>

--- a/tillsyn/A 6829-2025 tillsynsbegäran.docx
+++ b/tillsyn/A 6829-2025 tillsynsbegäran.docx
@@ -218,7 +218,7 @@
     <w:r>
       <w:tab/>
       <w:tab/>
-      <w:t>2025-03-16</w:t>
+      <w:t>2025-03-17</w:t>
       <w:br/>
       <w:br/>
     </w:r>

--- a/tillsyn/A 6829-2025 tillsynsbegäran.docx
+++ b/tillsyn/A 6829-2025 tillsynsbegäran.docx
@@ -218,7 +218,7 @@
     <w:r>
       <w:tab/>
       <w:tab/>
-      <w:t>2025-03-17</w:t>
+      <w:t>2025-03-18</w:t>
       <w:br/>
       <w:br/>
     </w:r>

--- a/tillsyn/A 6829-2025 tillsynsbegäran.docx
+++ b/tillsyn/A 6829-2025 tillsynsbegäran.docx
@@ -218,7 +218,7 @@
     <w:r>
       <w:tab/>
       <w:tab/>
-      <w:t>2025-03-18</w:t>
+      <w:t>2025-03-19</w:t>
       <w:br/>
       <w:br/>
     </w:r>

--- a/tillsyn/A 6829-2025 tillsynsbegäran.docx
+++ b/tillsyn/A 6829-2025 tillsynsbegäran.docx
@@ -218,7 +218,7 @@
     <w:r>
       <w:tab/>
       <w:tab/>
-      <w:t>2025-03-19</w:t>
+      <w:t>2025-03-20</w:t>
       <w:br/>
       <w:br/>
     </w:r>

--- a/tillsyn/A 6829-2025 tillsynsbegäran.docx
+++ b/tillsyn/A 6829-2025 tillsynsbegäran.docx
@@ -218,7 +218,7 @@
     <w:r>
       <w:tab/>
       <w:tab/>
-      <w:t>2025-03-20</w:t>
+      <w:t>2025-03-21</w:t>
       <w:br/>
       <w:br/>
     </w:r>

--- a/tillsyn/A 6829-2025 tillsynsbegäran.docx
+++ b/tillsyn/A 6829-2025 tillsynsbegäran.docx
@@ -218,7 +218,7 @@
     <w:r>
       <w:tab/>
       <w:tab/>
-      <w:t>2025-03-21</w:t>
+      <w:t>2025-03-22</w:t>
       <w:br/>
       <w:br/>
     </w:r>

--- a/tillsyn/A 6829-2025 tillsynsbegäran.docx
+++ b/tillsyn/A 6829-2025 tillsynsbegäran.docx
@@ -218,7 +218,7 @@
     <w:r>
       <w:tab/>
       <w:tab/>
-      <w:t>2025-03-22</w:t>
+      <w:t>2025-03-23</w:t>
       <w:br/>
       <w:br/>
     </w:r>

--- a/tillsyn/A 6829-2025 tillsynsbegäran.docx
+++ b/tillsyn/A 6829-2025 tillsynsbegäran.docx
@@ -218,7 +218,7 @@
     <w:r>
       <w:tab/>
       <w:tab/>
-      <w:t>2025-03-23</w:t>
+      <w:t>2025-03-24</w:t>
       <w:br/>
       <w:br/>
     </w:r>

--- a/tillsyn/A 6829-2025 tillsynsbegäran.docx
+++ b/tillsyn/A 6829-2025 tillsynsbegäran.docx
@@ -218,7 +218,7 @@
     <w:r>
       <w:tab/>
       <w:tab/>
-      <w:t>2025-03-24</w:t>
+      <w:t>2025-03-25</w:t>
       <w:br/>
       <w:br/>
     </w:r>

--- a/tillsyn/A 6829-2025 tillsynsbegäran.docx
+++ b/tillsyn/A 6829-2025 tillsynsbegäran.docx
@@ -218,7 +218,7 @@
     <w:r>
       <w:tab/>
       <w:tab/>
-      <w:t>2025-03-25</w:t>
+      <w:t>2025-03-26</w:t>
       <w:br/>
       <w:br/>
     </w:r>

--- a/tillsyn/A 6829-2025 tillsynsbegäran.docx
+++ b/tillsyn/A 6829-2025 tillsynsbegäran.docx
@@ -218,7 +218,7 @@
     <w:r>
       <w:tab/>
       <w:tab/>
-      <w:t>2025-03-26</w:t>
+      <w:t>2025-03-27</w:t>
       <w:br/>
       <w:br/>
     </w:r>

--- a/tillsyn/A 6829-2025 tillsynsbegäran.docx
+++ b/tillsyn/A 6829-2025 tillsynsbegäran.docx
@@ -218,7 +218,7 @@
     <w:r>
       <w:tab/>
       <w:tab/>
-      <w:t>2025-03-27</w:t>
+      <w:t>2025-03-28</w:t>
       <w:br/>
       <w:br/>
     </w:r>

--- a/tillsyn/A 6829-2025 tillsynsbegäran.docx
+++ b/tillsyn/A 6829-2025 tillsynsbegäran.docx
@@ -218,7 +218,7 @@
     <w:r>
       <w:tab/>
       <w:tab/>
-      <w:t>2025-04-02</w:t>
+      <w:t>2025-04-03</w:t>
       <w:br/>
       <w:br/>
     </w:r>

--- a/tillsyn/A 6829-2025 tillsynsbegäran.docx
+++ b/tillsyn/A 6829-2025 tillsynsbegäran.docx
@@ -218,7 +218,7 @@
     <w:r>
       <w:tab/>
       <w:tab/>
-      <w:t>2025-04-03</w:t>
+      <w:t>2025-04-05</w:t>
       <w:br/>
       <w:br/>
     </w:r>

--- a/tillsyn/A 6829-2025 tillsynsbegäran.docx
+++ b/tillsyn/A 6829-2025 tillsynsbegäran.docx
@@ -218,7 +218,7 @@
     <w:r>
       <w:tab/>
       <w:tab/>
-      <w:t>2025-04-05</w:t>
+      <w:t>2025-04-06</w:t>
       <w:br/>
       <w:br/>
     </w:r>

--- a/tillsyn/A 6829-2025 tillsynsbegäran.docx
+++ b/tillsyn/A 6829-2025 tillsynsbegäran.docx
@@ -218,7 +218,7 @@
     <w:r>
       <w:tab/>
       <w:tab/>
-      <w:t>2025-04-06</w:t>
+      <w:t>2025-04-07</w:t>
       <w:br/>
       <w:br/>
     </w:r>

--- a/tillsyn/A 6829-2025 tillsynsbegäran.docx
+++ b/tillsyn/A 6829-2025 tillsynsbegäran.docx
@@ -218,7 +218,7 @@
     <w:r>
       <w:tab/>
       <w:tab/>
-      <w:t>2025-04-07</w:t>
+      <w:t>2025-04-08</w:t>
       <w:br/>
       <w:br/>
     </w:r>

--- a/tillsyn/A 6829-2025 tillsynsbegäran.docx
+++ b/tillsyn/A 6829-2025 tillsynsbegäran.docx
@@ -218,7 +218,7 @@
     <w:r>
       <w:tab/>
       <w:tab/>
-      <w:t>2025-04-08</w:t>
+      <w:t>2025-04-09</w:t>
       <w:br/>
       <w:br/>
     </w:r>

--- a/tillsyn/A 6829-2025 tillsynsbegäran.docx
+++ b/tillsyn/A 6829-2025 tillsynsbegäran.docx
@@ -90,6 +90,17 @@
         <w:t>Figur 1. Fyndplatser för naturvårdsarter i det avverkningsanmälda området (röd linje). Markörer utan svart kant är placerade på fyndplatsen. Markörer med svart kant är placerade vid sidan av fyndplatsen och har ett svart streck som visar fyndplatsens exakta position. Kartans mittpunktskoordinat är N 6710736, E 639712 i SWEREF 99 TM.</w:t>
       </w:r>
     </w:p>
+    <w:p>
+      <w:r>
+        <w:rPr>
+          <w:b/>
+        </w:rPr>
+        <w:t>Tibast</w:t>
+      </w:r>
+      <w:r>
+        <w:t xml:space="preserve"> är en kalkgynnad buske som växer på mullrik, frisk eller svagt fuktig mark, exempelvis i gamla kalkgranskogar, lövträdslundar, varma källpåverkade sluttningar och exklusiva biotoper kopplade till vattendrag. Förekomster i gammal skog visar på höga naturvärden och bör alltid noteras i samband med naturvärdesinventeringar. Tibast är värdväxt för de två fjärilsarterna större tibastmal och brun tibastmal (CR) (SLU Artdatabanken, 2024; Nitare &amp; Skogsstyrelsen, 2019).</w:t>
+      </w:r>
+    </w:p>
     <w:sectPr>
       <w:headerReference w:type="even" r:id="rId8"/>
       <w:headerReference w:type="default" r:id="rId9"/>
@@ -218,7 +229,7 @@
     <w:r>
       <w:tab/>
       <w:tab/>
-      <w:t>2025-04-09</w:t>
+      <w:t>2025-04-10</w:t>
       <w:br/>
       <w:br/>
     </w:r>

--- a/tillsyn/A 6829-2025 tillsynsbegäran.docx
+++ b/tillsyn/A 6829-2025 tillsynsbegäran.docx
@@ -229,7 +229,7 @@
     <w:r>
       <w:tab/>
       <w:tab/>
-      <w:t>2025-04-10</w:t>
+      <w:t>2025-04-11</w:t>
       <w:br/>
       <w:br/>
     </w:r>

--- a/tillsyn/A 6829-2025 tillsynsbegäran.docx
+++ b/tillsyn/A 6829-2025 tillsynsbegäran.docx
@@ -229,7 +229,7 @@
     <w:r>
       <w:tab/>
       <w:tab/>
-      <w:t>2025-04-11</w:t>
+      <w:t>2025-04-12</w:t>
       <w:br/>
       <w:br/>
     </w:r>

--- a/tillsyn/A 6829-2025 tillsynsbegäran.docx
+++ b/tillsyn/A 6829-2025 tillsynsbegäran.docx
@@ -229,7 +229,7 @@
     <w:r>
       <w:tab/>
       <w:tab/>
-      <w:t>2025-04-12</w:t>
+      <w:t>2025-04-13</w:t>
       <w:br/>
       <w:br/>
     </w:r>

--- a/tillsyn/A 6829-2025 tillsynsbegäran.docx
+++ b/tillsyn/A 6829-2025 tillsynsbegäran.docx
@@ -229,7 +229,7 @@
     <w:r>
       <w:tab/>
       <w:tab/>
-      <w:t>2025-04-13</w:t>
+      <w:t>2025-04-14</w:t>
       <w:br/>
       <w:br/>
     </w:r>

--- a/tillsyn/A 6829-2025 tillsynsbegäran.docx
+++ b/tillsyn/A 6829-2025 tillsynsbegäran.docx
@@ -229,7 +229,7 @@
     <w:r>
       <w:tab/>
       <w:tab/>
-      <w:t>2025-04-14</w:t>
+      <w:t>2025-04-15</w:t>
       <w:br/>
       <w:br/>
     </w:r>

--- a/tillsyn/A 6829-2025 tillsynsbegäran.docx
+++ b/tillsyn/A 6829-2025 tillsynsbegäran.docx
@@ -229,7 +229,7 @@
     <w:r>
       <w:tab/>
       <w:tab/>
-      <w:t>2025-04-15</w:t>
+      <w:t>2025-04-16</w:t>
       <w:br/>
       <w:br/>
     </w:r>

--- a/tillsyn/A 6829-2025 tillsynsbegäran.docx
+++ b/tillsyn/A 6829-2025 tillsynsbegäran.docx
@@ -229,7 +229,7 @@
     <w:r>
       <w:tab/>
       <w:tab/>
-      <w:t>2025-04-16</w:t>
+      <w:t>2025-04-17</w:t>
       <w:br/>
       <w:br/>
     </w:r>

--- a/tillsyn/A 6829-2025 tillsynsbegäran.docx
+++ b/tillsyn/A 6829-2025 tillsynsbegäran.docx
@@ -229,7 +229,7 @@
     <w:r>
       <w:tab/>
       <w:tab/>
-      <w:t>2025-04-17</w:t>
+      <w:t>2025-04-18</w:t>
       <w:br/>
       <w:br/>
     </w:r>

--- a/tillsyn/A 6829-2025 tillsynsbegäran.docx
+++ b/tillsyn/A 6829-2025 tillsynsbegäran.docx
@@ -229,7 +229,7 @@
     <w:r>
       <w:tab/>
       <w:tab/>
-      <w:t>2025-04-18</w:t>
+      <w:t>2025-04-19</w:t>
       <w:br/>
       <w:br/>
     </w:r>

--- a/tillsyn/A 6829-2025 tillsynsbegäran.docx
+++ b/tillsyn/A 6829-2025 tillsynsbegäran.docx
@@ -229,7 +229,7 @@
     <w:r>
       <w:tab/>
       <w:tab/>
-      <w:t>2025-05-03</w:t>
+      <w:t>2025-05-04</w:t>
       <w:br/>
       <w:br/>
     </w:r>

--- a/tillsyn/A 6829-2025 tillsynsbegäran.docx
+++ b/tillsyn/A 6829-2025 tillsynsbegäran.docx
@@ -229,7 +229,7 @@
     <w:r>
       <w:tab/>
       <w:tab/>
-      <w:t>2025-05-04</w:t>
+      <w:t>2025-05-06</w:t>
       <w:br/>
       <w:br/>
     </w:r>

--- a/tillsyn/A 6829-2025 tillsynsbegäran.docx
+++ b/tillsyn/A 6829-2025 tillsynsbegäran.docx
@@ -229,7 +229,7 @@
     <w:r>
       <w:tab/>
       <w:tab/>
-      <w:t>2025-05-06</w:t>
+      <w:t>2025-05-07</w:t>
       <w:br/>
       <w:br/>
     </w:r>

--- a/tillsyn/A 6829-2025 tillsynsbegäran.docx
+++ b/tillsyn/A 6829-2025 tillsynsbegäran.docx
@@ -229,7 +229,7 @@
     <w:r>
       <w:tab/>
       <w:tab/>
-      <w:t>2025-05-07</w:t>
+      <w:t>2025-05-08</w:t>
       <w:br/>
       <w:br/>
     </w:r>

--- a/tillsyn/A 6829-2025 tillsynsbegäran.docx
+++ b/tillsyn/A 6829-2025 tillsynsbegäran.docx
@@ -229,7 +229,7 @@
     <w:r>
       <w:tab/>
       <w:tab/>
-      <w:t>2025-05-08</w:t>
+      <w:t>2025-05-09</w:t>
       <w:br/>
       <w:br/>
     </w:r>

--- a/tillsyn/A 6829-2025 tillsynsbegäran.docx
+++ b/tillsyn/A 6829-2025 tillsynsbegäran.docx
@@ -229,7 +229,7 @@
     <w:r>
       <w:tab/>
       <w:tab/>
-      <w:t>2025-05-09</w:t>
+      <w:t>2025-05-10</w:t>
       <w:br/>
       <w:br/>
     </w:r>

--- a/tillsyn/A 6829-2025 tillsynsbegäran.docx
+++ b/tillsyn/A 6829-2025 tillsynsbegäran.docx
@@ -229,7 +229,7 @@
     <w:r>
       <w:tab/>
       <w:tab/>
-      <w:t>2025-05-10</w:t>
+      <w:t>2025-05-11</w:t>
       <w:br/>
       <w:br/>
     </w:r>

--- a/tillsyn/A 6829-2025 tillsynsbegäran.docx
+++ b/tillsyn/A 6829-2025 tillsynsbegäran.docx
@@ -229,7 +229,7 @@
     <w:r>
       <w:tab/>
       <w:tab/>
-      <w:t>2025-05-11</w:t>
+      <w:t>2025-05-12</w:t>
       <w:br/>
       <w:br/>
     </w:r>

--- a/tillsyn/A 6829-2025 tillsynsbegäran.docx
+++ b/tillsyn/A 6829-2025 tillsynsbegäran.docx
@@ -229,7 +229,7 @@
     <w:r>
       <w:tab/>
       <w:tab/>
-      <w:t>2025-05-12</w:t>
+      <w:t>2025-05-13</w:t>
       <w:br/>
       <w:br/>
     </w:r>

--- a/tillsyn/A 6829-2025 tillsynsbegäran.docx
+++ b/tillsyn/A 6829-2025 tillsynsbegäran.docx
@@ -229,7 +229,7 @@
     <w:r>
       <w:tab/>
       <w:tab/>
-      <w:t>2025-05-13</w:t>
+      <w:t>2025-05-14</w:t>
       <w:br/>
       <w:br/>
     </w:r>

--- a/tillsyn/A 6829-2025 tillsynsbegäran.docx
+++ b/tillsyn/A 6829-2025 tillsynsbegäran.docx
@@ -229,7 +229,7 @@
     <w:r>
       <w:tab/>
       <w:tab/>
-      <w:t>2025-05-14</w:t>
+      <w:t>2025-05-15</w:t>
       <w:br/>
       <w:br/>
     </w:r>

--- a/tillsyn/A 6829-2025 tillsynsbegäran.docx
+++ b/tillsyn/A 6829-2025 tillsynsbegäran.docx
@@ -229,7 +229,7 @@
     <w:r>
       <w:tab/>
       <w:tab/>
-      <w:t>2025-05-15</w:t>
+      <w:t>2025-05-16</w:t>
       <w:br/>
       <w:br/>
     </w:r>

--- a/tillsyn/A 6829-2025 tillsynsbegäran.docx
+++ b/tillsyn/A 6829-2025 tillsynsbegäran.docx
@@ -229,7 +229,7 @@
     <w:r>
       <w:tab/>
       <w:tab/>
-      <w:t>2025-05-16</w:t>
+      <w:t>2025-05-17</w:t>
       <w:br/>
       <w:br/>
     </w:r>

--- a/tillsyn/A 6829-2025 tillsynsbegäran.docx
+++ b/tillsyn/A 6829-2025 tillsynsbegäran.docx
@@ -229,7 +229,7 @@
     <w:r>
       <w:tab/>
       <w:tab/>
-      <w:t>2025-05-17</w:t>
+      <w:t>2025-05-18</w:t>
       <w:br/>
       <w:br/>
     </w:r>

--- a/tillsyn/A 6829-2025 tillsynsbegäran.docx
+++ b/tillsyn/A 6829-2025 tillsynsbegäran.docx
@@ -229,7 +229,7 @@
     <w:r>
       <w:tab/>
       <w:tab/>
-      <w:t>2025-05-18</w:t>
+      <w:t>2025-05-19</w:t>
       <w:br/>
       <w:br/>
     </w:r>

--- a/tillsyn/A 6829-2025 tillsynsbegäran.docx
+++ b/tillsyn/A 6829-2025 tillsynsbegäran.docx
@@ -229,7 +229,7 @@
     <w:r>
       <w:tab/>
       <w:tab/>
-      <w:t>2025-05-19</w:t>
+      <w:t>2025-05-20</w:t>
       <w:br/>
       <w:br/>
     </w:r>

--- a/tillsyn/A 6829-2025 tillsynsbegäran.docx
+++ b/tillsyn/A 6829-2025 tillsynsbegäran.docx
@@ -229,7 +229,7 @@
     <w:r>
       <w:tab/>
       <w:tab/>
-      <w:t>2025-05-20</w:t>
+      <w:t>2025-05-21</w:t>
       <w:br/>
       <w:br/>
     </w:r>

--- a/tillsyn/A 6829-2025 tillsynsbegäran.docx
+++ b/tillsyn/A 6829-2025 tillsynsbegäran.docx
@@ -229,7 +229,7 @@
     <w:r>
       <w:tab/>
       <w:tab/>
-      <w:t>2025-05-21</w:t>
+      <w:t>2025-05-22</w:t>
       <w:br/>
       <w:br/>
     </w:r>

--- a/tillsyn/A 6829-2025 tillsynsbegäran.docx
+++ b/tillsyn/A 6829-2025 tillsynsbegäran.docx
@@ -229,7 +229,7 @@
     <w:r>
       <w:tab/>
       <w:tab/>
-      <w:t>2025-05-22</w:t>
+      <w:t>2025-05-23</w:t>
       <w:br/>
       <w:br/>
     </w:r>

--- a/tillsyn/A 6829-2025 tillsynsbegäran.docx
+++ b/tillsyn/A 6829-2025 tillsynsbegäran.docx
@@ -229,7 +229,7 @@
     <w:r>
       <w:tab/>
       <w:tab/>
-      <w:t>2025-05-23</w:t>
+      <w:t>2025-05-24</w:t>
       <w:br/>
       <w:br/>
     </w:r>

--- a/tillsyn/A 6829-2025 tillsynsbegäran.docx
+++ b/tillsyn/A 6829-2025 tillsynsbegäran.docx
@@ -229,7 +229,7 @@
     <w:r>
       <w:tab/>
       <w:tab/>
-      <w:t>2025-05-24</w:t>
+      <w:t>2025-05-25</w:t>
       <w:br/>
       <w:br/>
     </w:r>

--- a/tillsyn/A 6829-2025 tillsynsbegäran.docx
+++ b/tillsyn/A 6829-2025 tillsynsbegäran.docx
@@ -229,7 +229,7 @@
     <w:r>
       <w:tab/>
       <w:tab/>
-      <w:t>2025-05-25</w:t>
+      <w:t>2025-05-26</w:t>
       <w:br/>
       <w:br/>
     </w:r>

--- a/tillsyn/A 6829-2025 tillsynsbegäran.docx
+++ b/tillsyn/A 6829-2025 tillsynsbegäran.docx
@@ -229,7 +229,7 @@
     <w:r>
       <w:tab/>
       <w:tab/>
-      <w:t>2025-05-26</w:t>
+      <w:t>2025-05-27</w:t>
       <w:br/>
       <w:br/>
     </w:r>

--- a/tillsyn/A 6829-2025 tillsynsbegäran.docx
+++ b/tillsyn/A 6829-2025 tillsynsbegäran.docx
@@ -229,7 +229,7 @@
     <w:r>
       <w:tab/>
       <w:tab/>
-      <w:t>2025-05-27</w:t>
+      <w:t>2025-05-30</w:t>
       <w:br/>
       <w:br/>
     </w:r>

--- a/tillsyn/A 6829-2025 tillsynsbegäran.docx
+++ b/tillsyn/A 6829-2025 tillsynsbegäran.docx
@@ -229,7 +229,7 @@
     <w:r>
       <w:tab/>
       <w:tab/>
-      <w:t>2025-05-30</w:t>
+      <w:t>2025-06-01</w:t>
       <w:br/>
       <w:br/>
     </w:r>

--- a/tillsyn/A 6829-2025 tillsynsbegäran.docx
+++ b/tillsyn/A 6829-2025 tillsynsbegäran.docx
@@ -229,7 +229,7 @@
     <w:r>
       <w:tab/>
       <w:tab/>
-      <w:t>2025-06-01</w:t>
+      <w:t>2025-06-02</w:t>
       <w:br/>
       <w:br/>
     </w:r>

--- a/tillsyn/A 6829-2025 tillsynsbegäran.docx
+++ b/tillsyn/A 6829-2025 tillsynsbegäran.docx
@@ -229,7 +229,7 @@
     <w:r>
       <w:tab/>
       <w:tab/>
-      <w:t>2025-06-02</w:t>
+      <w:t>2025-06-03</w:t>
       <w:br/>
       <w:br/>
     </w:r>

--- a/tillsyn/A 6829-2025 tillsynsbegäran.docx
+++ b/tillsyn/A 6829-2025 tillsynsbegäran.docx
@@ -229,7 +229,7 @@
     <w:r>
       <w:tab/>
       <w:tab/>
-      <w:t>2025-06-03</w:t>
+      <w:t>2025-06-04</w:t>
       <w:br/>
       <w:br/>
     </w:r>

--- a/tillsyn/A 6829-2025 tillsynsbegäran.docx
+++ b/tillsyn/A 6829-2025 tillsynsbegäran.docx
@@ -229,7 +229,7 @@
     <w:r>
       <w:tab/>
       <w:tab/>
-      <w:t>2025-06-04</w:t>
+      <w:t>2025-06-05</w:t>
       <w:br/>
       <w:br/>
     </w:r>

--- a/tillsyn/A 6829-2025 tillsynsbegäran.docx
+++ b/tillsyn/A 6829-2025 tillsynsbegäran.docx
@@ -229,7 +229,7 @@
     <w:r>
       <w:tab/>
       <w:tab/>
-      <w:t>2025-06-05</w:t>
+      <w:t>2025-06-13</w:t>
       <w:br/>
       <w:br/>
     </w:r>

--- a/tillsyn/A 6829-2025 tillsynsbegäran.docx
+++ b/tillsyn/A 6829-2025 tillsynsbegäran.docx
@@ -229,7 +229,7 @@
     <w:r>
       <w:tab/>
       <w:tab/>
-      <w:t>2025-06-13</w:t>
+      <w:t>2025-06-15</w:t>
       <w:br/>
       <w:br/>
     </w:r>

--- a/tillsyn/A 6829-2025 tillsynsbegäran.docx
+++ b/tillsyn/A 6829-2025 tillsynsbegäran.docx
@@ -229,7 +229,7 @@
     <w:r>
       <w:tab/>
       <w:tab/>
-      <w:t>2025-06-15</w:t>
+      <w:t>2025-06-16</w:t>
       <w:br/>
       <w:br/>
     </w:r>

--- a/tillsyn/A 6829-2025 tillsynsbegäran.docx
+++ b/tillsyn/A 6829-2025 tillsynsbegäran.docx
@@ -229,7 +229,7 @@
     <w:r>
       <w:tab/>
       <w:tab/>
-      <w:t>2025-06-16</w:t>
+      <w:t>2025-06-17</w:t>
       <w:br/>
       <w:br/>
     </w:r>

--- a/tillsyn/A 6829-2025 tillsynsbegäran.docx
+++ b/tillsyn/A 6829-2025 tillsynsbegäran.docx
@@ -229,7 +229,7 @@
     <w:r>
       <w:tab/>
       <w:tab/>
-      <w:t>2025-06-17</w:t>
+      <w:t>2025-06-18</w:t>
       <w:br/>
       <w:br/>
     </w:r>

--- a/tillsyn/A 6829-2025 tillsynsbegäran.docx
+++ b/tillsyn/A 6829-2025 tillsynsbegäran.docx
@@ -229,7 +229,7 @@
     <w:r>
       <w:tab/>
       <w:tab/>
-      <w:t>2025-06-18</w:t>
+      <w:t>2025-06-19</w:t>
       <w:br/>
       <w:br/>
     </w:r>

--- a/tillsyn/A 6829-2025 tillsynsbegäran.docx
+++ b/tillsyn/A 6829-2025 tillsynsbegäran.docx
@@ -229,7 +229,7 @@
     <w:r>
       <w:tab/>
       <w:tab/>
-      <w:t>2025-06-19</w:t>
+      <w:t>2025-06-20</w:t>
       <w:br/>
       <w:br/>
     </w:r>

--- a/tillsyn/A 6829-2025 tillsynsbegäran.docx
+++ b/tillsyn/A 6829-2025 tillsynsbegäran.docx
@@ -229,7 +229,7 @@
     <w:r>
       <w:tab/>
       <w:tab/>
-      <w:t>2025-06-20</w:t>
+      <w:t>2025-06-21</w:t>
       <w:br/>
       <w:br/>
     </w:r>

--- a/tillsyn/A 6829-2025 tillsynsbegäran.docx
+++ b/tillsyn/A 6829-2025 tillsynsbegäran.docx
@@ -229,7 +229,7 @@
     <w:r>
       <w:tab/>
       <w:tab/>
-      <w:t>2025-06-21</w:t>
+      <w:t>2025-06-22</w:t>
       <w:br/>
       <w:br/>
     </w:r>

--- a/tillsyn/A 6829-2025 tillsynsbegäran.docx
+++ b/tillsyn/A 6829-2025 tillsynsbegäran.docx
@@ -229,7 +229,7 @@
     <w:r>
       <w:tab/>
       <w:tab/>
-      <w:t>2025-06-22</w:t>
+      <w:t>2025-06-23</w:t>
       <w:br/>
       <w:br/>
     </w:r>

--- a/tillsyn/A 6829-2025 tillsynsbegäran.docx
+++ b/tillsyn/A 6829-2025 tillsynsbegäran.docx
@@ -229,7 +229,7 @@
     <w:r>
       <w:tab/>
       <w:tab/>
-      <w:t>2025-06-23</w:t>
+      <w:t>2025-06-24</w:t>
       <w:br/>
       <w:br/>
     </w:r>

--- a/tillsyn/A 6829-2025 tillsynsbegäran.docx
+++ b/tillsyn/A 6829-2025 tillsynsbegäran.docx
@@ -229,7 +229,7 @@
     <w:r>
       <w:tab/>
       <w:tab/>
-      <w:t>2025-06-24</w:t>
+      <w:t>2025-06-25</w:t>
       <w:br/>
       <w:br/>
     </w:r>

--- a/tillsyn/A 6829-2025 tillsynsbegäran.docx
+++ b/tillsyn/A 6829-2025 tillsynsbegäran.docx
@@ -229,7 +229,7 @@
     <w:r>
       <w:tab/>
       <w:tab/>
-      <w:t>2025-06-25</w:t>
+      <w:t>2025-06-26</w:t>
       <w:br/>
       <w:br/>
     </w:r>

--- a/tillsyn/A 6829-2025 tillsynsbegäran.docx
+++ b/tillsyn/A 6829-2025 tillsynsbegäran.docx
@@ -229,7 +229,7 @@
     <w:r>
       <w:tab/>
       <w:tab/>
-      <w:t>2025-06-26</w:t>
+      <w:t>2025-06-27</w:t>
       <w:br/>
       <w:br/>
     </w:r>

--- a/tillsyn/A 6829-2025 tillsynsbegäran.docx
+++ b/tillsyn/A 6829-2025 tillsynsbegäran.docx
@@ -229,7 +229,7 @@
     <w:r>
       <w:tab/>
       <w:tab/>
-      <w:t>2025-06-27</w:t>
+      <w:t>2025-06-28</w:t>
       <w:br/>
       <w:br/>
     </w:r>

--- a/tillsyn/A 6829-2025 tillsynsbegäran.docx
+++ b/tillsyn/A 6829-2025 tillsynsbegäran.docx
@@ -229,7 +229,7 @@
     <w:r>
       <w:tab/>
       <w:tab/>
-      <w:t>2025-06-28</w:t>
+      <w:t>2025-06-29</w:t>
       <w:br/>
       <w:br/>
     </w:r>

--- a/tillsyn/A 6829-2025 tillsynsbegäran.docx
+++ b/tillsyn/A 6829-2025 tillsynsbegäran.docx
@@ -229,7 +229,7 @@
     <w:r>
       <w:tab/>
       <w:tab/>
-      <w:t>2025-06-29</w:t>
+      <w:t>2025-06-30</w:t>
       <w:br/>
       <w:br/>
     </w:r>

--- a/tillsyn/A 6829-2025 tillsynsbegäran.docx
+++ b/tillsyn/A 6829-2025 tillsynsbegäran.docx
@@ -229,7 +229,7 @@
     <w:r>
       <w:tab/>
       <w:tab/>
-      <w:t>2025-06-30</w:t>
+      <w:t>2025-07-01</w:t>
       <w:br/>
       <w:br/>
     </w:r>

--- a/tillsyn/A 6829-2025 tillsynsbegäran.docx
+++ b/tillsyn/A 6829-2025 tillsynsbegäran.docx
@@ -229,7 +229,7 @@
     <w:r>
       <w:tab/>
       <w:tab/>
-      <w:t>2025-07-01</w:t>
+      <w:t>2025-07-02</w:t>
       <w:br/>
       <w:br/>
     </w:r>

--- a/tillsyn/A 6829-2025 tillsynsbegäran.docx
+++ b/tillsyn/A 6829-2025 tillsynsbegäran.docx
@@ -229,7 +229,7 @@
     <w:r>
       <w:tab/>
       <w:tab/>
-      <w:t>2025-07-02</w:t>
+      <w:t>2025-07-03</w:t>
       <w:br/>
       <w:br/>
     </w:r>

--- a/tillsyn/A 6829-2025 tillsynsbegäran.docx
+++ b/tillsyn/A 6829-2025 tillsynsbegäran.docx
@@ -229,7 +229,7 @@
     <w:r>
       <w:tab/>
       <w:tab/>
-      <w:t>2025-07-03</w:t>
+      <w:t>2025-07-04</w:t>
       <w:br/>
       <w:br/>
     </w:r>

--- a/tillsyn/A 6829-2025 tillsynsbegäran.docx
+++ b/tillsyn/A 6829-2025 tillsynsbegäran.docx
@@ -229,7 +229,7 @@
     <w:r>
       <w:tab/>
       <w:tab/>
-      <w:t>2025-07-04</w:t>
+      <w:t>2025-07-05</w:t>
       <w:br/>
       <w:br/>
     </w:r>

--- a/tillsyn/A 6829-2025 tillsynsbegäran.docx
+++ b/tillsyn/A 6829-2025 tillsynsbegäran.docx
@@ -229,7 +229,7 @@
     <w:r>
       <w:tab/>
       <w:tab/>
-      <w:t>2025-07-05</w:t>
+      <w:t>2025-07-06</w:t>
       <w:br/>
       <w:br/>
     </w:r>

--- a/tillsyn/A 6829-2025 tillsynsbegäran.docx
+++ b/tillsyn/A 6829-2025 tillsynsbegäran.docx
@@ -229,7 +229,7 @@
     <w:r>
       <w:tab/>
       <w:tab/>
-      <w:t>2025-07-06</w:t>
+      <w:t>2025-07-07</w:t>
       <w:br/>
       <w:br/>
     </w:r>

--- a/tillsyn/A 6829-2025 tillsynsbegäran.docx
+++ b/tillsyn/A 6829-2025 tillsynsbegäran.docx
@@ -229,7 +229,7 @@
     <w:r>
       <w:tab/>
       <w:tab/>
-      <w:t>2025-07-07</w:t>
+      <w:t>2025-07-08</w:t>
       <w:br/>
       <w:br/>
     </w:r>

--- a/tillsyn/A 6829-2025 tillsynsbegäran.docx
+++ b/tillsyn/A 6829-2025 tillsynsbegäran.docx
@@ -229,7 +229,7 @@
     <w:r>
       <w:tab/>
       <w:tab/>
-      <w:t>2025-07-08</w:t>
+      <w:t>2025-07-09</w:t>
       <w:br/>
       <w:br/>
     </w:r>

--- a/tillsyn/A 6829-2025 tillsynsbegäran.docx
+++ b/tillsyn/A 6829-2025 tillsynsbegäran.docx
@@ -229,7 +229,7 @@
     <w:r>
       <w:tab/>
       <w:tab/>
-      <w:t>2025-07-09</w:t>
+      <w:t>2025-07-11</w:t>
       <w:br/>
       <w:br/>
     </w:r>

--- a/tillsyn/A 6829-2025 tillsynsbegäran.docx
+++ b/tillsyn/A 6829-2025 tillsynsbegäran.docx
@@ -229,7 +229,7 @@
     <w:r>
       <w:tab/>
       <w:tab/>
-      <w:t>2025-07-11</w:t>
+      <w:t>2025-07-12</w:t>
       <w:br/>
       <w:br/>
     </w:r>

--- a/tillsyn/A 6829-2025 tillsynsbegäran.docx
+++ b/tillsyn/A 6829-2025 tillsynsbegäran.docx
@@ -229,7 +229,7 @@
     <w:r>
       <w:tab/>
       <w:tab/>
-      <w:t>2025-07-12</w:t>
+      <w:t>2025-07-13</w:t>
       <w:br/>
       <w:br/>
     </w:r>

--- a/tillsyn/A 6829-2025 tillsynsbegäran.docx
+++ b/tillsyn/A 6829-2025 tillsynsbegäran.docx
@@ -229,7 +229,7 @@
     <w:r>
       <w:tab/>
       <w:tab/>
-      <w:t>2025-07-13</w:t>
+      <w:t>2025-07-14</w:t>
       <w:br/>
       <w:br/>
     </w:r>

--- a/tillsyn/A 6829-2025 tillsynsbegäran.docx
+++ b/tillsyn/A 6829-2025 tillsynsbegäran.docx
@@ -229,7 +229,7 @@
     <w:r>
       <w:tab/>
       <w:tab/>
-      <w:t>2025-08-06</w:t>
+      <w:t>2025-08-09</w:t>
       <w:br/>
       <w:br/>
     </w:r>
